--- a/public/templates/PRICE SCHEDULE.docx
+++ b/public/templates/PRICE SCHEDULE.docx
@@ -51,7 +51,8 @@
         <w:gridCol w:w="1559"/>
         <w:gridCol w:w="738"/>
         <w:gridCol w:w="1530"/>
-        <w:gridCol w:w="1036"/>
+        <w:gridCol w:w="748"/>
+        <w:gridCol w:w="288"/>
         <w:gridCol w:w="1516"/>
         <w:gridCol w:w="1184"/>
         <w:gridCol w:w="10"/>
@@ -323,6 +324,7 @@
         <w:tc>
           <w:tcPr>
             <w:tcW w:w="1036" w:type="dxa"/>
+            <w:gridSpan w:val="2"/>
             <w:vAlign w:val="center"/>
           </w:tcPr>
           <w:p>
@@ -602,6 +604,7 @@
         <w:tc>
           <w:tcPr>
             <w:tcW w:w="1036" w:type="dxa"/>
+            <w:gridSpan w:val="2"/>
             <w:vAlign w:val="center"/>
           </w:tcPr>
           <w:p>
@@ -930,6 +933,7 @@
         <w:tc>
           <w:tcPr>
             <w:tcW w:w="1036" w:type="dxa"/>
+            <w:gridSpan w:val="2"/>
             <w:vAlign w:val="center"/>
           </w:tcPr>
           <w:p>
@@ -939,79 +943,6 @@
                 <w:rFonts w:ascii="Candara" w:hAnsi="Candara"/>
               </w:rPr>
             </w:pPr>
-            <w:r>
-              <w:rPr>
-                <w:rFonts w:ascii="Candara" w:hAnsi="Candara"/>
-                <w:noProof/>
-              </w:rPr>
-              <mc:AlternateContent>
-                <mc:Choice Requires="wps">
-                  <w:drawing>
-                    <wp:anchor distT="0" distB="0" distL="114300" distR="114300" simplePos="0" relativeHeight="251664383" behindDoc="0" locked="0" layoutInCell="1" allowOverlap="1" wp14:anchorId="599D3B8C" wp14:editId="249995B6">
-                      <wp:simplePos x="0" y="0"/>
-                      <wp:positionH relativeFrom="column">
-                        <wp:posOffset>495935</wp:posOffset>
-                      </wp:positionH>
-                      <wp:positionV relativeFrom="paragraph">
-                        <wp:posOffset>322580</wp:posOffset>
-                      </wp:positionV>
-                      <wp:extent cx="0" cy="695960"/>
-                      <wp:effectExtent l="0" t="0" r="12700" b="15240"/>
-                      <wp:wrapNone/>
-                      <wp:docPr id="2085112520" name="Straight Connector 2"/>
-                      <wp:cNvGraphicFramePr/>
-                      <a:graphic xmlns:a="http://schemas.openxmlformats.org/drawingml/2006/main">
-                        <a:graphicData uri="http://schemas.microsoft.com/office/word/2010/wordprocessingShape">
-                          <wps:wsp>
-                            <wps:cNvCnPr/>
-                            <wps:spPr>
-                              <a:xfrm>
-                                <a:off x="0" y="0"/>
-                                <a:ext cx="0" cy="695960"/>
-                              </a:xfrm>
-                              <a:prstGeom prst="line">
-                                <a:avLst/>
-                              </a:prstGeom>
-                              <a:ln>
-                                <a:solidFill>
-                                  <a:schemeClr val="tx1"/>
-                                </a:solidFill>
-                              </a:ln>
-                            </wps:spPr>
-                            <wps:style>
-                              <a:lnRef idx="1">
-                                <a:schemeClr val="dk1"/>
-                              </a:lnRef>
-                              <a:fillRef idx="0">
-                                <a:schemeClr val="dk1"/>
-                              </a:fillRef>
-                              <a:effectRef idx="0">
-                                <a:schemeClr val="dk1"/>
-                              </a:effectRef>
-                              <a:fontRef idx="minor">
-                                <a:schemeClr val="tx1"/>
-                              </a:fontRef>
-                            </wps:style>
-                            <wps:bodyPr/>
-                          </wps:wsp>
-                        </a:graphicData>
-                      </a:graphic>
-                      <wp14:sizeRelH relativeFrom="margin">
-                        <wp14:pctWidth>0</wp14:pctWidth>
-                      </wp14:sizeRelH>
-                      <wp14:sizeRelV relativeFrom="margin">
-                        <wp14:pctHeight>0</wp14:pctHeight>
-                      </wp14:sizeRelV>
-                    </wp:anchor>
-                  </w:drawing>
-                </mc:Choice>
-                <mc:Fallback>
-                  <w:pict>
-                    <v:line w14:anchorId="343E433D" id="Straight Connector 2" o:spid="_x0000_s1026" style="position:absolute;z-index:251664383;visibility:visible;mso-wrap-style:square;mso-width-percent:0;mso-height-percent:0;mso-wrap-distance-left:9pt;mso-wrap-distance-top:0;mso-wrap-distance-right:9pt;mso-wrap-distance-bottom:0;mso-position-horizontal:absolute;mso-position-horizontal-relative:text;mso-position-vertical:absolute;mso-position-vertical-relative:text;mso-width-percent:0;mso-height-percent:0;mso-width-relative:margin;mso-height-relative:margin" from="39.05pt,25.4pt" to="39.05pt,80.2pt" o:gfxdata="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" strokecolor="black [3213]"/>
-                  </w:pict>
-                </mc:Fallback>
-              </mc:AlternateContent>
-            </w:r>
             <w:r>
               <w:rPr>
                 <w:rFonts w:ascii="Candara" w:hAnsi="Candara"/>
@@ -1114,121 +1045,6 @@
                 <w:rFonts w:ascii="Candara" w:hAnsi="Candara"/>
               </w:rPr>
               <w:t>}</w:t>
-            </w:r>
-          </w:p>
-        </w:tc>
-      </w:tr>
-      <w:tr>
-        <w:trPr>
-          <w:trHeight w:val="494"/>
-        </w:trPr>
-        <w:tc>
-          <w:tcPr>
-            <w:tcW w:w="15086" w:type="dxa"/>
-            <w:gridSpan w:val="12"/>
-            <w:vAlign w:val="center"/>
-          </w:tcPr>
-          <w:p>
-            <w:pPr>
-              <w:jc w:val="center"/>
-              <w:rPr>
-                <w:rFonts w:ascii="Candara" w:hAnsi="Candara"/>
-              </w:rPr>
-            </w:pPr>
-            <w:r>
-              <w:rPr>
-                <w:rFonts w:ascii="Candara" w:hAnsi="Candara"/>
-                <w:b/>
-                <w:sz w:val="28"/>
-              </w:rPr>
-              <w:t xml:space="preserve">                                                                                                                                                                      </w:t>
-            </w:r>
-            <w:r>
-              <w:rPr>
-                <w:rFonts w:ascii="Candara" w:hAnsi="Candara"/>
-                <w:b/>
-                <w:sz w:val="28"/>
-              </w:rPr>
-              <w:t>SUB-TOTAL</w:t>
-            </w:r>
-            <w:r>
-              <w:rPr>
-                <w:rFonts w:ascii="Candara" w:hAnsi="Candara"/>
-                <w:sz w:val="28"/>
-              </w:rPr>
-              <w:t xml:space="preserve"> </w:t>
-            </w:r>
-            <w:r>
-              <w:rPr>
-                <w:rFonts w:ascii="Candara" w:hAnsi="Candara"/>
-                <w:sz w:val="28"/>
-              </w:rPr>
-              <w:t xml:space="preserve">        </w:t>
-            </w:r>
-            <w:r>
-              <w:rPr>
-                <w:rFonts w:ascii="Candara" w:hAnsi="Candara"/>
-                <w:b/>
-                <w:sz w:val="28"/>
-                <w:szCs w:val="28"/>
-              </w:rPr>
-              <w:t>GH¢</w:t>
-            </w:r>
-            <w:r>
-              <w:rPr>
-                <w:rFonts w:ascii="Candara" w:hAnsi="Candara"/>
-                <w:b/>
-                <w:sz w:val="28"/>
-                <w:szCs w:val="28"/>
-              </w:rPr>
-              <w:t xml:space="preserve"> </w:t>
-            </w:r>
-            <w:r>
-              <w:rPr>
-                <w:rFonts w:ascii="Candara" w:hAnsi="Candara"/>
-                <w:b/>
-                <w:sz w:val="28"/>
-                <w:szCs w:val="28"/>
-              </w:rPr>
-              <w:t>{{</w:t>
-            </w:r>
-            <w:proofErr w:type="spellStart"/>
-            <w:r>
-              <w:rPr>
-                <w:rFonts w:ascii="Candara" w:hAnsi="Candara"/>
-                <w:b/>
-                <w:sz w:val="28"/>
-                <w:szCs w:val="28"/>
-              </w:rPr>
-              <w:t>sub</w:t>
-            </w:r>
-            <w:r>
-              <w:rPr>
-                <w:rFonts w:ascii="Candara" w:hAnsi="Candara"/>
-                <w:b/>
-                <w:sz w:val="28"/>
-                <w:szCs w:val="28"/>
-              </w:rPr>
-              <w:t>T</w:t>
-            </w:r>
-            <w:r>
-              <w:rPr>
-                <w:rFonts w:ascii="Candara" w:hAnsi="Candara"/>
-                <w:b/>
-                <w:sz w:val="28"/>
-                <w:szCs w:val="28"/>
-              </w:rPr>
-              <w:t>otal</w:t>
-            </w:r>
-            <w:proofErr w:type="spellEnd"/>
-            <w:r>
-              <w:rPr>
-                <w:rFonts w:ascii="Candara" w:hAnsi="Candara"/>
-                <w:b/>
-                <w:sz w:val="28"/>
-                <w:szCs w:val="28"/>
-              </w:rPr>
-              <w:t>}}</w:t>
             </w:r>
           </w:p>
         </w:tc>
@@ -1239,8 +1055,11 @@
         </w:trPr>
         <w:tc>
           <w:tcPr>
-            <w:tcW w:w="15086" w:type="dxa"/>
-            <w:gridSpan w:val="12"/>
+            <w:tcW w:w="12088" w:type="dxa"/>
+            <w:gridSpan w:val="9"/>
+            <w:tcBorders>
+              <w:right w:val="single" w:sz="4" w:space="0" w:color="auto"/>
+            </w:tcBorders>
             <w:vAlign w:val="center"/>
           </w:tcPr>
           <w:p>
@@ -1265,14 +1084,7 @@
                 <w:rFonts w:ascii="Candara" w:hAnsi="Candara"/>
                 <w:b/>
               </w:rPr>
-              <w:t xml:space="preserve">       </w:t>
-            </w:r>
-            <w:r>
-              <w:rPr>
-                <w:rFonts w:ascii="Candara" w:hAnsi="Candara"/>
-                <w:b/>
-              </w:rPr>
-              <w:t xml:space="preserve">   </w:t>
+              <w:t xml:space="preserve">          </w:t>
             </w:r>
             <w:r>
               <w:rPr>
@@ -1281,17 +1093,30 @@
                 <w:sz w:val="28"/>
                 <w:szCs w:val="28"/>
               </w:rPr>
-              <w:t xml:space="preserve">GRAND TOTAL </w:t>
-            </w:r>
-            <w:r>
+              <w:t>GRAND TOTAL</w:t>
+            </w:r>
+          </w:p>
+        </w:tc>
+        <w:tc>
+          <w:tcPr>
+            <w:tcW w:w="2998" w:type="dxa"/>
+            <w:gridSpan w:val="4"/>
+            <w:tcBorders>
+              <w:left w:val="single" w:sz="4" w:space="0" w:color="auto"/>
+            </w:tcBorders>
+            <w:vAlign w:val="center"/>
+          </w:tcPr>
+          <w:p>
+            <w:pPr>
+              <w:ind w:left="103"/>
+              <w:jc w:val="center"/>
               <w:rPr>
                 <w:rFonts w:ascii="Candara" w:hAnsi="Candara"/>
                 <w:b/>
                 <w:sz w:val="28"/>
                 <w:szCs w:val="28"/>
               </w:rPr>
-              <w:t xml:space="preserve">          </w:t>
-            </w:r>
+            </w:pPr>
             <w:r>
               <w:rPr>
                 <w:rFonts w:ascii="Candara" w:hAnsi="Candara"/>
@@ -1308,16 +1133,7 @@
                 <w:sz w:val="28"/>
                 <w:szCs w:val="28"/>
               </w:rPr>
-              <w:t xml:space="preserve"> </w:t>
-            </w:r>
-            <w:r>
-              <w:rPr>
-                <w:rFonts w:ascii="Candara" w:hAnsi="Candara"/>
-                <w:b/>
-                <w:sz w:val="28"/>
-                <w:szCs w:val="28"/>
-              </w:rPr>
-              <w:t>{{</w:t>
+              <w:t xml:space="preserve"> {{</w:t>
             </w:r>
             <w:proofErr w:type="spellStart"/>
             <w:r>
@@ -2067,7 +1883,7 @@
         <w:sz w:val="20"/>
         <w:szCs w:val="20"/>
       </w:rPr>
-      <w:t xml:space="preserve">                                              </w:t>
+      <w:t xml:space="preserve">                                          </w:t>
     </w:r>
     <w:r>
       <w:rPr>
@@ -2076,16 +1892,7 @@
         <w:sz w:val="20"/>
         <w:szCs w:val="20"/>
       </w:rPr>
-      <w:t xml:space="preserve">     </w:t>
-    </w:r>
-    <w:r>
-      <w:rPr>
-        <w:rFonts w:ascii="Candara" w:hAnsi="Candara"/>
-        <w:b/>
-        <w:sz w:val="20"/>
-        <w:szCs w:val="20"/>
-      </w:rPr>
-      <w:t xml:space="preserve">        </w:t>
+      <w:t xml:space="preserve"> </w:t>
     </w:r>
     <w:r>
       <w:rPr>
